--- a/implementation/create-new-github-repository/creating-new-repository-with-git-and-github.docx
+++ b/implementation/create-new-github-repository/creating-new-repository-with-git-and-github.docx
@@ -25,31 +25,39 @@
     </w:p>
     <w:p>
       <w:r>
-        <w:t>Open PowerShell and run:</w:t>
-      </w:r>
-    </w:p>
-    <w:p>
-      <w:pPr>
-        <w:rPr>
-          <w:b/>
-          <w:bCs/>
-        </w:rPr>
-      </w:pPr>
-      <w:proofErr w:type="spellStart"/>
-      <w:r>
-        <w:rPr>
-          <w:b/>
-          <w:bCs/>
-        </w:rPr>
-        <w:t>mkdir</w:t>
-      </w:r>
-      <w:proofErr w:type="spellEnd"/>
-      <w:r>
-        <w:rPr>
-          <w:b/>
-          <w:bCs/>
-        </w:rPr>
-        <w:t xml:space="preserve"> my-new-project</w:t>
+        <w:rPr>
+          <w:u w:val="thick"/>
+        </w:rPr>
+        <w:t>Open</w:t>
+      </w:r>
+      <w:r>
+        <w:t xml:space="preserve"> </w:t>
+      </w:r>
+      <w:r>
+        <w:rPr>
+          <w:b/>
+          <w:bCs/>
+          <w:color w:val="156082" w:themeColor="accent1"/>
+        </w:rPr>
+        <w:t xml:space="preserve">PowerShell </w:t>
+      </w:r>
+      <w:r>
+        <w:t>and run:</w:t>
+      </w:r>
+    </w:p>
+    <w:p>
+      <w:pPr>
+        <w:rPr>
+          <w:b/>
+          <w:bCs/>
+        </w:rPr>
+      </w:pPr>
+      <w:r>
+        <w:rPr>
+          <w:b/>
+          <w:bCs/>
+        </w:rPr>
+        <w:t>mkdir my-new-project</w:t>
       </w:r>
     </w:p>
     <w:p>
@@ -80,17 +88,8 @@
           <w:b/>
           <w:bCs/>
         </w:rPr>
-        <w:t xml:space="preserve">git </w:t>
-      </w:r>
-      <w:proofErr w:type="spellStart"/>
-      <w:r>
-        <w:rPr>
-          <w:b/>
-          <w:bCs/>
-        </w:rPr>
-        <w:t>init</w:t>
-      </w:r>
-      <w:proofErr w:type="spellEnd"/>
+        <w:t>git init</w:t>
+      </w:r>
     </w:p>
     <w:p>
       <w:pPr>
@@ -213,23 +212,7 @@
           <w:b/>
           <w:bCs/>
         </w:rPr>
-        <w:t xml:space="preserve">git </w:t>
-      </w:r>
-      <w:proofErr w:type="gramStart"/>
-      <w:r>
-        <w:rPr>
-          <w:b/>
-          <w:bCs/>
-        </w:rPr>
-        <w:t>add</w:t>
-      </w:r>
-      <w:proofErr w:type="gramEnd"/>
-      <w:r>
-        <w:rPr>
-          <w:b/>
-          <w:bCs/>
-        </w:rPr>
-        <w:t xml:space="preserve"> .</w:t>
+        <w:t>git add .</w:t>
       </w:r>
     </w:p>
     <w:p>
@@ -327,49 +310,149 @@
           <w:b/>
           <w:bCs/>
         </w:rPr>
+        <w:t>.gitignore</w:t>
+      </w:r>
+    </w:p>
+    <w:p>
+      <w:pPr>
+        <w:rPr>
+          <w:b/>
+          <w:bCs/>
+        </w:rPr>
+      </w:pPr>
+      <w:r>
+        <w:rPr>
+          <w:b/>
+          <w:bCs/>
+        </w:rPr>
+        <w:t>License</w:t>
+      </w:r>
+    </w:p>
+    <w:p>
+      <w:pPr>
+        <w:rPr>
+          <w:color w:val="C00000"/>
+        </w:rPr>
+      </w:pPr>
+      <w:r>
+        <w:rPr>
+          <w:color w:val="C00000"/>
+        </w:rPr>
+        <w:t xml:space="preserve">This is </w:t>
+      </w:r>
+      <w:r>
+        <w:rPr>
+          <w:color w:val="C00000"/>
+          <w:u w:val="thick"/>
+        </w:rPr>
+        <w:t>important</w:t>
+      </w:r>
+      <w:r>
+        <w:rPr>
+          <w:color w:val="C00000"/>
+        </w:rPr>
+        <w:t xml:space="preserve"> because it </w:t>
+      </w:r>
+      <w:r>
+        <w:rPr>
+          <w:b/>
+          <w:bCs/>
+          <w:color w:val="C00000"/>
+        </w:rPr>
+        <w:t>prevents</w:t>
+      </w:r>
+      <w:r>
+        <w:rPr>
+          <w:color w:val="C00000"/>
+        </w:rPr>
+        <w:t xml:space="preserve"> the </w:t>
+      </w:r>
+      <w:r>
+        <w:rPr>
+          <w:b/>
+          <w:bCs/>
+          <w:color w:val="C00000"/>
+        </w:rPr>
+        <w:t>local repository</w:t>
+      </w:r>
+      <w:r>
+        <w:rPr>
+          <w:color w:val="C00000"/>
+        </w:rPr>
+        <w:t xml:space="preserve"> and </w:t>
+      </w:r>
+      <w:r>
+        <w:rPr>
+          <w:b/>
+          <w:bCs/>
+          <w:color w:val="C00000"/>
+        </w:rPr>
+        <w:t>GitHub repository</w:t>
+      </w:r>
+      <w:r>
+        <w:rPr>
+          <w:color w:val="C00000"/>
+        </w:rPr>
+        <w:t xml:space="preserve"> </w:t>
+      </w:r>
+      <w:r>
+        <w:rPr>
+          <w:color w:val="C00000"/>
+          <w:u w:val="thick"/>
+        </w:rPr>
+        <w:t>from</w:t>
+      </w:r>
+      <w:r>
+        <w:rPr>
+          <w:color w:val="C00000"/>
+        </w:rPr>
+        <w:t xml:space="preserve"> </w:t>
+      </w:r>
+      <w:r>
+        <w:rPr>
+          <w:b/>
+          <w:bCs/>
+          <w:color w:val="C00000"/>
+        </w:rPr>
+        <w:t>starting</w:t>
+      </w:r>
+      <w:r>
+        <w:rPr>
+          <w:color w:val="C00000"/>
+        </w:rPr>
+        <w:t xml:space="preserve"> with </w:t>
+      </w:r>
+      <w:r>
+        <w:rPr>
+          <w:color w:val="C00000"/>
+          <w:u w:val="thick"/>
+        </w:rPr>
+        <w:t>different</w:t>
+      </w:r>
+      <w:r>
+        <w:rPr>
+          <w:color w:val="C00000"/>
+        </w:rPr>
+        <w:t xml:space="preserve"> </w:t>
+      </w:r>
+      <w:r>
+        <w:rPr>
+          <w:b/>
+          <w:bCs/>
+          <w:color w:val="C00000"/>
+        </w:rPr>
+        <w:t>commit histories</w:t>
+      </w:r>
+      <w:r>
+        <w:rPr>
+          <w:color w:val="C00000"/>
+        </w:rPr>
         <w:t>.</w:t>
       </w:r>
-      <w:proofErr w:type="spellStart"/>
-      <w:r>
-        <w:rPr>
-          <w:b/>
-          <w:bCs/>
-        </w:rPr>
-        <w:t>gitignore</w:t>
-      </w:r>
-      <w:proofErr w:type="spellEnd"/>
-    </w:p>
-    <w:p>
-      <w:pPr>
-        <w:rPr>
-          <w:b/>
-          <w:bCs/>
-        </w:rPr>
-      </w:pPr>
-      <w:r>
-        <w:rPr>
-          <w:b/>
-          <w:bCs/>
-        </w:rPr>
-        <w:t>License</w:t>
-      </w:r>
-    </w:p>
-    <w:p>
-      <w:r>
-        <w:t>This is important because it prevents the local repository and GitHub repository from starting with different commit histories.</w:t>
-      </w:r>
-    </w:p>
-    <w:p>
-      <w:r>
-        <w:t xml:space="preserve">That was the cause of the </w:t>
-      </w:r>
-      <w:proofErr w:type="gramStart"/>
-      <w:r>
-        <w:t>unrelated-history</w:t>
-      </w:r>
-      <w:proofErr w:type="gramEnd"/>
-      <w:r>
-        <w:t xml:space="preserve"> and README merge conflicts you encountered previously.</w:t>
+    </w:p>
+    <w:p>
+      <w:r>
+        <w:t>That was the cause of the unrelated-history and README merge conflicts you encountered previously.</w:t>
       </w:r>
     </w:p>
     <w:p>
@@ -382,15 +465,7 @@
     </w:p>
     <w:p>
       <w:r>
-        <w:t xml:space="preserve">After creating the repository, GitHub will provide a URL </w:t>
-      </w:r>
-      <w:proofErr w:type="gramStart"/>
-      <w:r>
-        <w:t>similar to</w:t>
-      </w:r>
-      <w:proofErr w:type="gramEnd"/>
-      <w:r>
-        <w:t>:</w:t>
+        <w:t>After creating the repository, GitHub will provide a URL similar to:</w:t>
       </w:r>
     </w:p>
     <w:p>
@@ -428,7 +503,17 @@
       </w:r>
     </w:p>
     <w:p>
-      <w:r>
+      <w:pPr>
+        <w:rPr>
+          <w:b/>
+          <w:bCs/>
+        </w:rPr>
+      </w:pPr>
+      <w:r>
+        <w:rPr>
+          <w:b/>
+          <w:bCs/>
+        </w:rPr>
         <w:t>git remote add origin https://github.com/YOUR-USERNAME/my-new-project.git</w:t>
       </w:r>
     </w:p>
@@ -449,29 +534,12 @@
           <w:b/>
           <w:bCs/>
         </w:rPr>
-        <w:t xml:space="preserve">git </w:t>
-      </w:r>
-      <w:proofErr w:type="gramStart"/>
-      <w:r>
-        <w:rPr>
-          <w:b/>
-          <w:bCs/>
-        </w:rPr>
-        <w:t>remote -v</w:t>
-      </w:r>
-      <w:proofErr w:type="gramEnd"/>
-    </w:p>
-    <w:p>
-      <w:r>
-        <w:t xml:space="preserve">You should see something </w:t>
-      </w:r>
-      <w:proofErr w:type="gramStart"/>
-      <w:r>
-        <w:t>similar to</w:t>
-      </w:r>
-      <w:proofErr w:type="gramEnd"/>
-      <w:r>
-        <w:t>:</w:t>
+        <w:t>git remote -v</w:t>
+      </w:r>
+    </w:p>
+    <w:p>
+      <w:r>
+        <w:t>You should see something similar to:</w:t>
       </w:r>
     </w:p>
     <w:p>
@@ -558,13 +626,8 @@
       </w:r>
     </w:p>
     <w:p>
-      <w:proofErr w:type="gramStart"/>
-      <w:r>
-        <w:t>This does</w:t>
-      </w:r>
-      <w:proofErr w:type="gramEnd"/>
-      <w:r>
-        <w:t xml:space="preserve"> two things:</w:t>
+      <w:r>
+        <w:t>This does two things:</w:t>
       </w:r>
     </w:p>
     <w:p>
@@ -693,15 +756,7 @@
     </w:p>
     <w:p>
       <w:r>
-        <w:t xml:space="preserve">You should see something </w:t>
-      </w:r>
-      <w:proofErr w:type="gramStart"/>
-      <w:r>
-        <w:t>similar to</w:t>
-      </w:r>
-      <w:proofErr w:type="gramEnd"/>
-      <w:r>
-        <w:t>:</w:t>
+        <w:t>You should see something similar to:</w:t>
       </w:r>
     </w:p>
     <w:p>
@@ -747,29 +802,12 @@
           <w:b/>
           <w:bCs/>
         </w:rPr>
-        <w:t>git branch -</w:t>
-      </w:r>
-      <w:proofErr w:type="spellStart"/>
-      <w:r>
-        <w:rPr>
-          <w:b/>
-          <w:bCs/>
-        </w:rPr>
-        <w:t>vv</w:t>
-      </w:r>
-      <w:proofErr w:type="spellEnd"/>
-    </w:p>
-    <w:p>
-      <w:r>
-        <w:t xml:space="preserve">You should see something </w:t>
-      </w:r>
-      <w:proofErr w:type="gramStart"/>
-      <w:r>
-        <w:t>similar to</w:t>
-      </w:r>
-      <w:proofErr w:type="gramEnd"/>
-      <w:r>
-        <w:t>:</w:t>
+        <w:t>git branch -vv</w:t>
+      </w:r>
+    </w:p>
+    <w:p>
+      <w:r>
+        <w:t>You should see something similar to:</w:t>
       </w:r>
     </w:p>
     <w:p>
@@ -832,23 +870,7 @@
           <w:b/>
           <w:bCs/>
         </w:rPr>
-        <w:t xml:space="preserve">git </w:t>
-      </w:r>
-      <w:proofErr w:type="gramStart"/>
-      <w:r>
-        <w:rPr>
-          <w:b/>
-          <w:bCs/>
-        </w:rPr>
-        <w:t>add</w:t>
-      </w:r>
-      <w:proofErr w:type="gramEnd"/>
-      <w:r>
-        <w:rPr>
-          <w:b/>
-          <w:bCs/>
-        </w:rPr>
-        <w:t xml:space="preserve"> .</w:t>
+        <w:t>git add .</w:t>
       </w:r>
     </w:p>
     <w:p>
@@ -898,23 +920,7 @@
           <w:b/>
           <w:bCs/>
         </w:rPr>
-        <w:t xml:space="preserve">git </w:t>
-      </w:r>
-      <w:proofErr w:type="gramStart"/>
-      <w:r>
-        <w:rPr>
-          <w:b/>
-          <w:bCs/>
-        </w:rPr>
-        <w:t>add</w:t>
-      </w:r>
-      <w:proofErr w:type="gramEnd"/>
-      <w:r>
-        <w:rPr>
-          <w:b/>
-          <w:bCs/>
-        </w:rPr>
-        <w:t xml:space="preserve"> .</w:t>
+        <w:t>git add .</w:t>
       </w:r>
     </w:p>
     <w:p>
@@ -1030,23 +1036,7 @@
           <w:b/>
           <w:bCs/>
         </w:rPr>
-        <w:t xml:space="preserve">git </w:t>
-      </w:r>
-      <w:proofErr w:type="gramStart"/>
-      <w:r>
-        <w:rPr>
-          <w:b/>
-          <w:bCs/>
-        </w:rPr>
-        <w:t>add</w:t>
-      </w:r>
-      <w:proofErr w:type="gramEnd"/>
-      <w:r>
-        <w:rPr>
-          <w:b/>
-          <w:bCs/>
-        </w:rPr>
-        <w:t xml:space="preserve"> .</w:t>
+        <w:t>git add .</w:t>
       </w:r>
     </w:p>
     <w:p>
@@ -1076,17 +1066,8 @@
           <w:b/>
           <w:bCs/>
         </w:rPr>
-        <w:t xml:space="preserve">git </w:t>
-      </w:r>
-      <w:proofErr w:type="gramStart"/>
-      <w:r>
-        <w:rPr>
-          <w:b/>
-          <w:bCs/>
-        </w:rPr>
-        <w:t>commit</w:t>
-      </w:r>
-      <w:proofErr w:type="gramEnd"/>
+        <w:t>git commit</w:t>
+      </w:r>
     </w:p>
     <w:p>
       <w:pPr>
@@ -1202,17 +1183,8 @@
           <w:b/>
           <w:bCs/>
         </w:rPr>
-        <w:t xml:space="preserve">git </w:t>
-      </w:r>
-      <w:proofErr w:type="gramStart"/>
-      <w:r>
-        <w:rPr>
-          <w:b/>
-          <w:bCs/>
-        </w:rPr>
-        <w:t>pull</w:t>
-      </w:r>
-      <w:proofErr w:type="gramEnd"/>
+        <w:t>git pull</w:t>
+      </w:r>
     </w:p>
     <w:p>
       <w:r>
@@ -1231,23 +1203,7 @@
           <w:b/>
           <w:bCs/>
         </w:rPr>
-        <w:t xml:space="preserve">git </w:t>
-      </w:r>
-      <w:proofErr w:type="gramStart"/>
-      <w:r>
-        <w:rPr>
-          <w:b/>
-          <w:bCs/>
-        </w:rPr>
-        <w:t>add</w:t>
-      </w:r>
-      <w:proofErr w:type="gramEnd"/>
-      <w:r>
-        <w:rPr>
-          <w:b/>
-          <w:bCs/>
-        </w:rPr>
-        <w:t xml:space="preserve"> .</w:t>
+        <w:t>git add .</w:t>
       </w:r>
     </w:p>
     <w:p>
@@ -1297,17 +1253,8 @@
           <w:b/>
           <w:bCs/>
         </w:rPr>
-        <w:t xml:space="preserve">git </w:t>
-      </w:r>
-      <w:proofErr w:type="gramStart"/>
-      <w:r>
-        <w:rPr>
-          <w:b/>
-          <w:bCs/>
-        </w:rPr>
-        <w:t>pull</w:t>
-      </w:r>
-      <w:proofErr w:type="gramEnd"/>
+        <w:t>git pull</w:t>
+      </w:r>
     </w:p>
     <w:p>
       <w:pPr>
@@ -1337,23 +1284,7 @@
           <w:b/>
           <w:bCs/>
         </w:rPr>
-        <w:t xml:space="preserve">git </w:t>
-      </w:r>
-      <w:proofErr w:type="gramStart"/>
-      <w:r>
-        <w:rPr>
-          <w:b/>
-          <w:bCs/>
-        </w:rPr>
-        <w:t>add</w:t>
-      </w:r>
-      <w:proofErr w:type="gramEnd"/>
-      <w:r>
-        <w:rPr>
-          <w:b/>
-          <w:bCs/>
-        </w:rPr>
-        <w:t xml:space="preserve"> .</w:t>
+        <w:t>git add .</w:t>
       </w:r>
     </w:p>
     <w:p>
@@ -1501,15 +1432,7 @@
     </w:p>
     <w:p>
       <w:r>
-        <w:t xml:space="preserve">GitHub is </w:t>
-      </w:r>
-      <w:proofErr w:type="gramStart"/>
-      <w:r>
-        <w:t>the</w:t>
-      </w:r>
-      <w:proofErr w:type="gramEnd"/>
-      <w:r>
-        <w:t xml:space="preserve"> remote hosting service that stores a copy of the Git repository on the internet.</w:t>
+        <w:t>GitHub is the remote hosting service that stores a copy of the Git repository on the internet.</w:t>
       </w:r>
     </w:p>
     <w:p>
@@ -1678,17 +1601,8 @@
           <w:b/>
           <w:bCs/>
         </w:rPr>
-        <w:t xml:space="preserve">git </w:t>
-      </w:r>
-      <w:proofErr w:type="spellStart"/>
-      <w:r>
-        <w:rPr>
-          <w:b/>
-          <w:bCs/>
-        </w:rPr>
-        <w:t>init</w:t>
-      </w:r>
-      <w:proofErr w:type="spellEnd"/>
+        <w:t>git init</w:t>
+      </w:r>
     </w:p>
     <w:p>
       <w:pPr>
@@ -1717,23 +1631,7 @@
           <w:b/>
           <w:bCs/>
         </w:rPr>
-        <w:t xml:space="preserve">git </w:t>
-      </w:r>
-      <w:proofErr w:type="gramStart"/>
-      <w:r>
-        <w:rPr>
-          <w:b/>
-          <w:bCs/>
-        </w:rPr>
-        <w:t>add</w:t>
-      </w:r>
-      <w:proofErr w:type="gramEnd"/>
-      <w:r>
-        <w:rPr>
-          <w:b/>
-          <w:bCs/>
-        </w:rPr>
-        <w:t xml:space="preserve"> .</w:t>
+        <w:t>git add .</w:t>
       </w:r>
     </w:p>
     <w:p>
@@ -1798,23 +1696,7 @@
           <w:b/>
           <w:bCs/>
         </w:rPr>
-        <w:t xml:space="preserve">git </w:t>
-      </w:r>
-      <w:proofErr w:type="gramStart"/>
-      <w:r>
-        <w:rPr>
-          <w:b/>
-          <w:bCs/>
-        </w:rPr>
-        <w:t>add</w:t>
-      </w:r>
-      <w:proofErr w:type="gramEnd"/>
-      <w:r>
-        <w:rPr>
-          <w:b/>
-          <w:bCs/>
-        </w:rPr>
-        <w:t xml:space="preserve"> .</w:t>
+        <w:t>git add .</w:t>
       </w:r>
     </w:p>
     <w:p>
@@ -1912,17 +1794,8 @@
           <w:b/>
           <w:bCs/>
         </w:rPr>
-        <w:t>git branch -</w:t>
-      </w:r>
-      <w:proofErr w:type="spellStart"/>
-      <w:r>
-        <w:rPr>
-          <w:b/>
-          <w:bCs/>
-        </w:rPr>
-        <w:t>vv</w:t>
-      </w:r>
-      <w:proofErr w:type="spellEnd"/>
+        <w:t>git branch -vv</w:t>
+      </w:r>
     </w:p>
     <w:p>
       <w:r>
@@ -1941,17 +1814,8 @@
           <w:b/>
           <w:bCs/>
         </w:rPr>
-        <w:t xml:space="preserve">git </w:t>
-      </w:r>
-      <w:proofErr w:type="gramStart"/>
-      <w:r>
-        <w:rPr>
-          <w:b/>
-          <w:bCs/>
-        </w:rPr>
-        <w:t>remote -v</w:t>
-      </w:r>
-      <w:proofErr w:type="gramEnd"/>
+        <w:t>git remote -v</w:t>
+      </w:r>
     </w:p>
     <w:p>
       <w:r>
@@ -1970,23 +1834,7 @@
           <w:b/>
           <w:bCs/>
         </w:rPr>
-        <w:t>git remote get-</w:t>
-      </w:r>
-      <w:proofErr w:type="spellStart"/>
-      <w:r>
-        <w:rPr>
-          <w:b/>
-          <w:bCs/>
-        </w:rPr>
-        <w:t>url</w:t>
-      </w:r>
-      <w:proofErr w:type="spellEnd"/>
-      <w:r>
-        <w:rPr>
-          <w:b/>
-          <w:bCs/>
-        </w:rPr>
-        <w:t xml:space="preserve"> origin</w:t>
+        <w:t>git remote get-url origin</w:t>
       </w:r>
     </w:p>
     <w:p>
@@ -2006,17 +1854,8 @@
           <w:b/>
           <w:bCs/>
         </w:rPr>
-        <w:t>git log --</w:t>
-      </w:r>
-      <w:proofErr w:type="spellStart"/>
-      <w:r>
-        <w:rPr>
-          <w:b/>
-          <w:bCs/>
-        </w:rPr>
-        <w:t>oneline</w:t>
-      </w:r>
-      <w:proofErr w:type="spellEnd"/>
+        <w:t>git log --oneline</w:t>
+      </w:r>
     </w:p>
     <w:p>
       <w:r>
